--- a/docs/proofsheets/ps-bayestheorem.docx
+++ b/docs/proofsheets/ps-bayestheorem.docx
@@ -52,7 +52,7 @@
         </w:rPr>
         <w:t xml:space="preserve"> </w:t>
       </w:r>
-      <w:hyperlink r:id="rId20">
+      <w:hyperlink r:id="rId9">
         <w:r>
           <w:rPr>
             <w:rStyle w:val="Hyperlink"/>
@@ -83,7 +83,7 @@
         </w:rPr>
         <w:t xml:space="preserve"> </w:t>
       </w:r>
-      <w:hyperlink r:id="rId21">
+      <w:hyperlink r:id="rId10">
         <w:r>
           <w:rPr>
             <w:rStyle w:val="Hyperlink"/>
@@ -101,7 +101,7 @@
         <w:t xml:space="preserve">.</w:t>
       </w:r>
     </w:p>
-    <w:bookmarkStart w:id="25" w:name="proof-of-the-law-of-total-probability"/>
+    <w:bookmarkStart w:id="14" w:name="proof-of-the-law-of-total-probability"/>
     <w:p>
       <w:pPr>
         <w:pStyle w:val="Heading1"/>
@@ -120,7 +120,7 @@
       <w:r>
         <w:t xml:space="preserve"> </w:t>
       </w:r>
-      <w:hyperlink r:id="rId21">
+      <w:hyperlink r:id="rId10">
         <w:r>
           <w:rPr>
             <w:rStyle w:val="Hyperlink"/>
@@ -173,18 +173,18 @@
                 <wp:inline>
                   <wp:extent cx="152400" cy="152400"/>
                   <wp:effectExtent b="0" l="0" r="0" t="0"/>
-                  <wp:docPr descr="" title="" id="23" name="Picture"/>
+                  <wp:docPr descr="" title="" id="12" name="Picture"/>
                   <a:graphic>
                     <a:graphicData uri="http://schemas.openxmlformats.org/drawingml/2006/picture">
                       <pic:pic>
                         <pic:nvPicPr>
-                          <pic:cNvPr descr="/Applications/quarto/share/formats/docx/note.png" id="24" name="Picture"/>
+                          <pic:cNvPr descr="/Applications/quarto/share/formats/docx/note.png" id="13" name="Picture"/>
                           <pic:cNvPicPr>
                             <a:picLocks noChangeArrowheads="1" noChangeAspect="1"/>
                           </pic:cNvPicPr>
                         </pic:nvPicPr>
                         <pic:blipFill>
-                          <a:blip r:embed="rId22"/>
+                          <a:blip r:embed="rId11"/>
                           <a:stretch>
                             <a:fillRect/>
                           </a:stretch>
@@ -421,24 +421,26 @@
               <m:oMath>
                 <m:r>
                   <m:rPr>
+                    <m:scr m:val="double-struck"/>
                     <m:sty m:val="p"/>
-                    <m:scr m:val="double-struck"/>
                   </m:rPr>
                   <m:t>P</m:t>
                 </m:r>
-                <m:d>
-                  <m:dPr>
-                    <m:begChr m:val="("/>
-                    <m:sepChr m:val=""/>
-                    <m:endChr m:val=")"/>
-                    <m:grow/>
-                  </m:dPr>
-                  <m:e>
-                    <m:r>
-                      <m:t>B</m:t>
-                    </m:r>
-                  </m:e>
-                </m:d>
+                <m:r>
+                  <m:rPr>
+                    <m:sty m:val="p"/>
+                  </m:rPr>
+                  <m:t>(</m:t>
+                </m:r>
+                <m:r>
+                  <m:t>B</m:t>
+                </m:r>
+                <m:r>
+                  <m:rPr>
+                    <m:sty m:val="p"/>
+                  </m:rPr>
+                  <m:t>)</m:t>
+                </m:r>
                 <m:r>
                   <m:rPr>
                     <m:sty m:val="p"/>
@@ -474,73 +476,77 @@
                   <m:e>
                     <m:r>
                       <m:rPr>
+                        <m:scr m:val="double-struck"/>
                         <m:sty m:val="p"/>
-                        <m:scr m:val="double-struck"/>
                       </m:rPr>
                       <m:t>P</m:t>
                     </m:r>
                   </m:e>
                 </m:nary>
-                <m:d>
-                  <m:dPr>
-                    <m:begChr m:val="("/>
-                    <m:sepChr m:val=""/>
-                    <m:endChr m:val=")"/>
-                    <m:grow/>
-                  </m:dPr>
-                  <m:e>
-                    <m:sSub>
-                      <m:e>
-                        <m:r>
-                          <m:t>A</m:t>
-                        </m:r>
-                      </m:e>
-                      <m:sub>
-                        <m:r>
-                          <m:t>i</m:t>
-                        </m:r>
-                      </m:sub>
-                    </m:sSub>
-                  </m:e>
-                </m:d>
                 <m:r>
                   <m:rPr>
                     <m:sty m:val="p"/>
+                  </m:rPr>
+                  <m:t>(</m:t>
+                </m:r>
+                <m:sSub>
+                  <m:e>
+                    <m:r>
+                      <m:t>A</m:t>
+                    </m:r>
+                  </m:e>
+                  <m:sub>
+                    <m:r>
+                      <m:t>i</m:t>
+                    </m:r>
+                  </m:sub>
+                </m:sSub>
+                <m:r>
+                  <m:rPr>
+                    <m:sty m:val="p"/>
+                  </m:rPr>
+                  <m:t>)</m:t>
+                </m:r>
+                <m:r>
+                  <m:rPr>
                     <m:scr m:val="double-struck"/>
+                    <m:sty m:val="p"/>
                   </m:rPr>
                   <m:t>P</m:t>
                 </m:r>
-                <m:d>
-                  <m:dPr>
-                    <m:begChr m:val="("/>
-                    <m:sepChr m:val=""/>
-                    <m:endChr m:val=")"/>
-                    <m:grow/>
-                  </m:dPr>
+                <m:r>
+                  <m:rPr>
+                    <m:sty m:val="p"/>
+                  </m:rPr>
+                  <m:t>(</m:t>
+                </m:r>
+                <m:r>
+                  <m:t>B</m:t>
+                </m:r>
+                <m:r>
+                  <m:rPr>
+                    <m:sty m:val="p"/>
+                  </m:rPr>
+                  <m:t>∣</m:t>
+                </m:r>
+                <m:sSub>
                   <m:e>
                     <m:r>
-                      <m:t>B</m:t>
+                      <m:t>A</m:t>
                     </m:r>
+                  </m:e>
+                  <m:sub>
                     <m:r>
-                      <m:rPr>
-                        <m:sty m:val="p"/>
-                      </m:rPr>
-                      <m:t>∣</m:t>
+                      <m:t>i</m:t>
                     </m:r>
-                    <m:sSub>
-                      <m:e>
-                        <m:r>
-                          <m:t>A</m:t>
-                        </m:r>
-                      </m:e>
-                      <m:sub>
-                        <m:r>
-                          <m:t>i</m:t>
-                        </m:r>
-                      </m:sub>
-                    </m:sSub>
-                  </m:e>
-                </m:d>
+                  </m:sub>
+                </m:sSub>
+                <m:r>
+                  <m:rPr>
+                    <m:sty m:val="p"/>
+                  </m:rPr>
+                  <m:t>)</m:t>
+                </m:r>
               </m:oMath>
             </m:oMathPara>
           </w:p>
@@ -558,7 +564,7 @@
       <w:r>
         <w:t xml:space="preserve"> </w:t>
       </w:r>
-      <w:hyperlink r:id="rId20">
+      <w:hyperlink r:id="rId9">
         <w:r>
           <w:rPr>
             <w:rStyle w:val="Hyperlink"/>
@@ -581,27 +587,76 @@
         <m:oMath>
           <m:r>
             <m:rPr>
-              <m:sty m:val="p"/>
               <m:scr m:val="double-struck"/>
+              <m:sty m:val="p"/>
             </m:rPr>
             <m:t>P</m:t>
           </m:r>
-          <m:d>
-            <m:dPr>
-              <m:begChr m:val="("/>
-              <m:sepChr m:val=""/>
-              <m:endChr m:val=")"/>
-              <m:grow/>
-            </m:dPr>
+          <m:r>
+            <m:rPr>
+              <m:sty m:val="p"/>
+            </m:rPr>
+            <m:t>(</m:t>
+          </m:r>
+          <m:r>
+            <m:t>B</m:t>
+          </m:r>
+          <m:r>
+            <m:rPr>
+              <m:sty m:val="p"/>
+            </m:rPr>
+            <m:t>∣</m:t>
+          </m:r>
+          <m:sSub>
             <m:e>
               <m:r>
+                <m:t>A</m:t>
+              </m:r>
+            </m:e>
+            <m:sub>
+              <m:r>
+                <m:t>i</m:t>
+              </m:r>
+            </m:sub>
+          </m:sSub>
+          <m:r>
+            <m:rPr>
+              <m:sty m:val="p"/>
+            </m:rPr>
+            <m:t>)</m:t>
+          </m:r>
+          <m:r>
+            <m:rPr>
+              <m:sty m:val="p"/>
+            </m:rPr>
+            <m:t>=</m:t>
+          </m:r>
+          <m:f>
+            <m:fPr>
+              <m:type m:val="bar"/>
+            </m:fPr>
+            <m:num>
+              <m:r>
+                <m:rPr>
+                  <m:scr m:val="double-struck"/>
+                  <m:sty m:val="p"/>
+                </m:rPr>
+                <m:t>P</m:t>
+              </m:r>
+              <m:r>
+                <m:rPr>
+                  <m:sty m:val="p"/>
+                </m:rPr>
+                <m:t>(</m:t>
+              </m:r>
+              <m:r>
                 <m:t>B</m:t>
               </m:r>
               <m:r>
                 <m:rPr>
                   <m:sty m:val="p"/>
                 </m:rPr>
-                <m:t>∣</m:t>
+                <m:t>∩</m:t>
               </m:r>
               <m:sSub>
                 <m:e>
@@ -615,187 +670,26 @@
                   </m:r>
                 </m:sub>
               </m:sSub>
-            </m:e>
-          </m:d>
-          <m:r>
-            <m:rPr>
-              <m:sty m:val="p"/>
-            </m:rPr>
-            <m:t>=</m:t>
-          </m:r>
-          <m:f>
-            <m:fPr>
-              <m:type m:val="bar"/>
-            </m:fPr>
-            <m:num>
-              <m:r>
-                <m:rPr>
-                  <m:sty m:val="p"/>
-                  <m:scr m:val="double-struck"/>
-                </m:rPr>
-                <m:t>P</m:t>
-              </m:r>
-              <m:d>
-                <m:dPr>
-                  <m:begChr m:val="("/>
-                  <m:sepChr m:val=""/>
-                  <m:endChr m:val=")"/>
-                  <m:grow/>
-                </m:dPr>
-                <m:e>
-                  <m:r>
-                    <m:t>B</m:t>
-                  </m:r>
-                  <m:r>
-                    <m:rPr>
-                      <m:sty m:val="p"/>
-                    </m:rPr>
-                    <m:t>∩</m:t>
-                  </m:r>
-                  <m:sSub>
-                    <m:e>
-                      <m:r>
-                        <m:t>A</m:t>
-                      </m:r>
-                    </m:e>
-                    <m:sub>
-                      <m:r>
-                        <m:t>i</m:t>
-                      </m:r>
-                    </m:sub>
-                  </m:sSub>
-                </m:e>
-              </m:d>
+              <m:r>
+                <m:rPr>
+                  <m:sty m:val="p"/>
+                </m:rPr>
+                <m:t>)</m:t>
+              </m:r>
             </m:num>
             <m:den>
               <m:r>
                 <m:rPr>
-                  <m:sty m:val="p"/>
                   <m:scr m:val="double-struck"/>
+                  <m:sty m:val="p"/>
                 </m:rPr>
                 <m:t>P</m:t>
               </m:r>
-              <m:d>
-                <m:dPr>
-                  <m:begChr m:val="("/>
-                  <m:sepChr m:val=""/>
-                  <m:endChr m:val=")"/>
-                  <m:grow/>
-                </m:dPr>
-                <m:e>
-                  <m:sSub>
-                    <m:e>
-                      <m:r>
-                        <m:t>A</m:t>
-                      </m:r>
-                    </m:e>
-                    <m:sub>
-                      <m:r>
-                        <m:t>i</m:t>
-                      </m:r>
-                    </m:sub>
-                  </m:sSub>
-                </m:e>
-              </m:d>
-            </m:den>
-          </m:f>
-        </m:oMath>
-      </m:oMathPara>
-    </w:p>
-    <w:p>
-      <w:pPr>
-        <w:pStyle w:val="FirstParagraph"/>
-      </w:pPr>
-      <w:r>
-        <w:t xml:space="preserve">Multiplying by</w:t>
-      </w:r>
-      <w:r>
-        <w:t xml:space="preserve"> </w:t>
-      </w:r>
-      <m:oMath>
-        <m:r>
-          <m:rPr>
-            <m:sty m:val="p"/>
-            <m:scr m:val="double-struck"/>
-          </m:rPr>
-          <m:t>P</m:t>
-        </m:r>
-        <m:d>
-          <m:dPr>
-            <m:begChr m:val="("/>
-            <m:sepChr m:val=""/>
-            <m:endChr m:val=")"/>
-            <m:grow/>
-          </m:dPr>
-          <m:e>
-            <m:sSub>
-              <m:e>
-                <m:r>
-                  <m:t>A</m:t>
-                </m:r>
-              </m:e>
-              <m:sub>
-                <m:r>
-                  <m:t>i</m:t>
-                </m:r>
-              </m:sub>
-            </m:sSub>
-          </m:e>
-        </m:d>
-      </m:oMath>
-      <w:r>
-        <w:t xml:space="preserve"> </w:t>
-      </w:r>
-      <w:r>
-        <w:t xml:space="preserve">gives the multiplication rule (again from</w:t>
-      </w:r>
-      <w:r>
-        <w:t xml:space="preserve"> </w:t>
-      </w:r>
-      <w:hyperlink r:id="rId20">
-        <w:r>
-          <w:rPr>
-            <w:rStyle w:val="Hyperlink"/>
-          </w:rPr>
-          <w:t xml:space="preserve">Guide: Conditional probability</w:t>
-        </w:r>
-      </w:hyperlink>
-      <w:r>
-        <w:t xml:space="preserve">) :</w:t>
-      </w:r>
-    </w:p>
-    <w:p>
-      <w:pPr>
-        <w:pStyle w:val="BodyText"/>
-      </w:pPr>
-      <m:oMathPara>
-        <m:oMathParaPr>
-          <m:jc m:val="center"/>
-        </m:oMathParaPr>
-        <m:oMath>
-          <m:r>
-            <m:rPr>
-              <m:sty m:val="p"/>
-              <m:scr m:val="double-struck"/>
-            </m:rPr>
-            <m:t>P</m:t>
-          </m:r>
-          <m:d>
-            <m:dPr>
-              <m:begChr m:val="("/>
-              <m:sepChr m:val=""/>
-              <m:endChr m:val=")"/>
-              <m:grow/>
-            </m:dPr>
-            <m:e>
-              <m:r>
-                <m:t>B</m:t>
-              </m:r>
-              <m:r>
-                <m:rPr>
-                  <m:sty m:val="p"/>
-                </m:rPr>
-                <m:t>∩</m:t>
+              <m:r>
+                <m:rPr>
+                  <m:sty m:val="p"/>
+                </m:rPr>
+                <m:t>(</m:t>
               </m:r>
               <m:sSub>
                 <m:e>
@@ -809,8 +703,130 @@
                   </m:r>
                 </m:sub>
               </m:sSub>
+              <m:r>
+                <m:rPr>
+                  <m:sty m:val="p"/>
+                </m:rPr>
+                <m:t>)</m:t>
+              </m:r>
+            </m:den>
+          </m:f>
+        </m:oMath>
+      </m:oMathPara>
+    </w:p>
+    <w:p>
+      <w:pPr>
+        <w:pStyle w:val="FirstParagraph"/>
+      </w:pPr>
+      <w:r>
+        <w:t xml:space="preserve">Multiplying by</w:t>
+      </w:r>
+      <w:r>
+        <w:t xml:space="preserve"> </w:t>
+      </w:r>
+      <m:oMath>
+        <m:r>
+          <m:rPr>
+            <m:scr m:val="double-struck"/>
+            <m:sty m:val="p"/>
+          </m:rPr>
+          <m:t>P</m:t>
+        </m:r>
+        <m:r>
+          <m:rPr>
+            <m:sty m:val="p"/>
+          </m:rPr>
+          <m:t>(</m:t>
+        </m:r>
+        <m:sSub>
+          <m:e>
+            <m:r>
+              <m:t>A</m:t>
+            </m:r>
+          </m:e>
+          <m:sub>
+            <m:r>
+              <m:t>i</m:t>
+            </m:r>
+          </m:sub>
+        </m:sSub>
+        <m:r>
+          <m:rPr>
+            <m:sty m:val="p"/>
+          </m:rPr>
+          <m:t>)</m:t>
+        </m:r>
+      </m:oMath>
+      <w:r>
+        <w:t xml:space="preserve"> </w:t>
+      </w:r>
+      <w:r>
+        <w:t xml:space="preserve">gives the multiplication rule (again from</w:t>
+      </w:r>
+      <w:r>
+        <w:t xml:space="preserve"> </w:t>
+      </w:r>
+      <w:hyperlink r:id="rId9">
+        <w:r>
+          <w:rPr>
+            <w:rStyle w:val="Hyperlink"/>
+          </w:rPr>
+          <w:t xml:space="preserve">Guide: Conditional probability</w:t>
+        </w:r>
+      </w:hyperlink>
+      <w:r>
+        <w:t xml:space="preserve">) :</w:t>
+      </w:r>
+    </w:p>
+    <w:p>
+      <w:pPr>
+        <w:pStyle w:val="BodyText"/>
+      </w:pPr>
+      <m:oMathPara>
+        <m:oMathParaPr>
+          <m:jc m:val="center"/>
+        </m:oMathParaPr>
+        <m:oMath>
+          <m:r>
+            <m:rPr>
+              <m:scr m:val="double-struck"/>
+              <m:sty m:val="p"/>
+            </m:rPr>
+            <m:t>P</m:t>
+          </m:r>
+          <m:r>
+            <m:rPr>
+              <m:sty m:val="p"/>
+            </m:rPr>
+            <m:t>(</m:t>
+          </m:r>
+          <m:r>
+            <m:t>B</m:t>
+          </m:r>
+          <m:r>
+            <m:rPr>
+              <m:sty m:val="p"/>
+            </m:rPr>
+            <m:t>∩</m:t>
+          </m:r>
+          <m:sSub>
+            <m:e>
+              <m:r>
+                <m:t>A</m:t>
+              </m:r>
             </m:e>
-          </m:d>
+            <m:sub>
+              <m:r>
+                <m:t>i</m:t>
+              </m:r>
+            </m:sub>
+          </m:sSub>
+          <m:r>
+            <m:rPr>
+              <m:sty m:val="p"/>
+            </m:rPr>
+            <m:t>)</m:t>
+          </m:r>
           <m:r>
             <m:rPr>
               <m:sty m:val="p"/>
@@ -819,71 +835,75 @@
           </m:r>
           <m:r>
             <m:rPr>
-              <m:sty m:val="p"/>
               <m:scr m:val="double-struck"/>
+              <m:sty m:val="p"/>
             </m:rPr>
             <m:t>P</m:t>
           </m:r>
-          <m:d>
-            <m:dPr>
-              <m:begChr m:val="("/>
-              <m:sepChr m:val=""/>
-              <m:endChr m:val=")"/>
-              <m:grow/>
-            </m:dPr>
+          <m:r>
+            <m:rPr>
+              <m:sty m:val="p"/>
+            </m:rPr>
+            <m:t>(</m:t>
+          </m:r>
+          <m:r>
+            <m:t>B</m:t>
+          </m:r>
+          <m:r>
+            <m:rPr>
+              <m:sty m:val="p"/>
+            </m:rPr>
+            <m:t>∣</m:t>
+          </m:r>
+          <m:sSub>
             <m:e>
               <m:r>
-                <m:t>B</m:t>
-              </m:r>
-              <m:r>
-                <m:rPr>
-                  <m:sty m:val="p"/>
-                </m:rPr>
-                <m:t>∣</m:t>
-              </m:r>
-              <m:sSub>
-                <m:e>
-                  <m:r>
-                    <m:t>A</m:t>
-                  </m:r>
-                </m:e>
-                <m:sub>
-                  <m:r>
-                    <m:t>i</m:t>
-                  </m:r>
-                </m:sub>
-              </m:sSub>
+                <m:t>A</m:t>
+              </m:r>
             </m:e>
-          </m:d>
-          <m:r>
-            <m:rPr>
-              <m:sty m:val="p"/>
+            <m:sub>
+              <m:r>
+                <m:t>i</m:t>
+              </m:r>
+            </m:sub>
+          </m:sSub>
+          <m:r>
+            <m:rPr>
+              <m:sty m:val="p"/>
+            </m:rPr>
+            <m:t>)</m:t>
+          </m:r>
+          <m:r>
+            <m:rPr>
               <m:scr m:val="double-struck"/>
+              <m:sty m:val="p"/>
             </m:rPr>
             <m:t>P</m:t>
           </m:r>
-          <m:d>
-            <m:dPr>
-              <m:begChr m:val="("/>
-              <m:sepChr m:val=""/>
-              <m:endChr m:val=")"/>
-              <m:grow/>
-            </m:dPr>
+          <m:r>
+            <m:rPr>
+              <m:sty m:val="p"/>
+            </m:rPr>
+            <m:t>(</m:t>
+          </m:r>
+          <m:sSub>
             <m:e>
-              <m:sSub>
-                <m:e>
-                  <m:r>
-                    <m:t>A</m:t>
-                  </m:r>
-                </m:e>
-                <m:sub>
-                  <m:r>
-                    <m:t>i</m:t>
-                  </m:r>
-                </m:sub>
-              </m:sSub>
+              <m:r>
+                <m:t>A</m:t>
+              </m:r>
             </m:e>
-          </m:d>
+            <m:sub>
+              <m:r>
+                <m:t>i</m:t>
+              </m:r>
+            </m:sub>
+          </m:sSub>
+          <m:r>
+            <m:rPr>
+              <m:sty m:val="p"/>
+            </m:rPr>
+            <m:t>)</m:t>
+          </m:r>
         </m:oMath>
       </m:oMathPara>
     </w:p>
@@ -1127,68 +1147,118 @@
         <m:oMath>
           <m:r>
             <m:rPr>
-              <m:sty m:val="p"/>
               <m:scr m:val="double-struck"/>
+              <m:sty m:val="p"/>
             </m:rPr>
             <m:t>P</m:t>
           </m:r>
-          <m:d>
-            <m:dPr>
-              <m:begChr m:val="("/>
-              <m:sepChr m:val=""/>
-              <m:endChr m:val=")"/>
-              <m:grow/>
-            </m:dPr>
+          <m:r>
+            <m:rPr>
+              <m:sty m:val="p"/>
+            </m:rPr>
+            <m:t>(</m:t>
+          </m:r>
+          <m:r>
+            <m:t>B</m:t>
+          </m:r>
+          <m:r>
+            <m:rPr>
+              <m:sty m:val="p"/>
+            </m:rPr>
+            <m:t>)</m:t>
+          </m:r>
+          <m:r>
+            <m:rPr>
+              <m:sty m:val="p"/>
+            </m:rPr>
+            <m:t>=</m:t>
+          </m:r>
+          <m:r>
+            <m:rPr>
+              <m:scr m:val="double-struck"/>
+              <m:sty m:val="p"/>
+            </m:rPr>
+            <m:t>P</m:t>
+          </m:r>
+          <m:r>
+            <m:rPr>
+              <m:sty m:val="p"/>
+            </m:rPr>
+            <m:t>(</m:t>
+          </m:r>
+          <m:r>
+            <m:t>B</m:t>
+          </m:r>
+          <m:r>
+            <m:rPr>
+              <m:sty m:val="p"/>
+            </m:rPr>
+            <m:t>∩</m:t>
+          </m:r>
+          <m:sSub>
             <m:e>
               <m:r>
-                <m:t>B</m:t>
+                <m:t>A</m:t>
               </m:r>
             </m:e>
-          </m:d>
-          <m:r>
-            <m:rPr>
-              <m:sty m:val="p"/>
-            </m:rPr>
-            <m:t>=</m:t>
-          </m:r>
-          <m:r>
-            <m:rPr>
-              <m:sty m:val="p"/>
+            <m:sub>
+              <m:r>
+                <m:t>1</m:t>
+              </m:r>
+            </m:sub>
+          </m:sSub>
+          <m:r>
+            <m:rPr>
+              <m:sty m:val="p"/>
+            </m:rPr>
+            <m:t>)</m:t>
+          </m:r>
+          <m:r>
+            <m:rPr>
+              <m:sty m:val="p"/>
+            </m:rPr>
+            <m:t>+</m:t>
+          </m:r>
+          <m:r>
+            <m:rPr>
               <m:scr m:val="double-struck"/>
+              <m:sty m:val="p"/>
             </m:rPr>
             <m:t>P</m:t>
           </m:r>
-          <m:d>
-            <m:dPr>
-              <m:begChr m:val="("/>
-              <m:sepChr m:val=""/>
-              <m:endChr m:val=")"/>
-              <m:grow/>
-            </m:dPr>
+          <m:r>
+            <m:rPr>
+              <m:sty m:val="p"/>
+            </m:rPr>
+            <m:t>(</m:t>
+          </m:r>
+          <m:r>
+            <m:t>B</m:t>
+          </m:r>
+          <m:r>
+            <m:rPr>
+              <m:sty m:val="p"/>
+            </m:rPr>
+            <m:t>∩</m:t>
+          </m:r>
+          <m:sSub>
             <m:e>
               <m:r>
-                <m:t>B</m:t>
-              </m:r>
-              <m:r>
-                <m:rPr>
-                  <m:sty m:val="p"/>
-                </m:rPr>
-                <m:t>∩</m:t>
-              </m:r>
-              <m:sSub>
-                <m:e>
-                  <m:r>
-                    <m:t>A</m:t>
-                  </m:r>
-                </m:e>
-                <m:sub>
-                  <m:r>
-                    <m:t>1</m:t>
-                  </m:r>
-                </m:sub>
-              </m:sSub>
+                <m:t>A</m:t>
+              </m:r>
             </m:e>
-          </m:d>
+            <m:sub>
+              <m:r>
+                <m:t>2</m:t>
+              </m:r>
+            </m:sub>
+          </m:sSub>
+          <m:r>
+            <m:rPr>
+              <m:sty m:val="p"/>
+            </m:rPr>
+            <m:t>)</m:t>
+          </m:r>
           <m:r>
             <m:rPr>
               <m:sty m:val="p"/>
@@ -1198,97 +1268,55 @@
           <m:r>
             <m:rPr>
               <m:sty m:val="p"/>
+            </m:rPr>
+            <m:t>…</m:t>
+          </m:r>
+          <m:r>
+            <m:rPr>
+              <m:sty m:val="p"/>
+            </m:rPr>
+            <m:t>+</m:t>
+          </m:r>
+          <m:r>
+            <m:rPr>
               <m:scr m:val="double-struck"/>
+              <m:sty m:val="p"/>
             </m:rPr>
             <m:t>P</m:t>
           </m:r>
-          <m:d>
-            <m:dPr>
-              <m:begChr m:val="("/>
-              <m:sepChr m:val=""/>
-              <m:endChr m:val=")"/>
-              <m:grow/>
-            </m:dPr>
+          <m:r>
+            <m:rPr>
+              <m:sty m:val="p"/>
+            </m:rPr>
+            <m:t>(</m:t>
+          </m:r>
+          <m:r>
+            <m:t>B</m:t>
+          </m:r>
+          <m:r>
+            <m:rPr>
+              <m:sty m:val="p"/>
+            </m:rPr>
+            <m:t>∩</m:t>
+          </m:r>
+          <m:sSub>
             <m:e>
               <m:r>
-                <m:t>B</m:t>
-              </m:r>
-              <m:r>
-                <m:rPr>
-                  <m:sty m:val="p"/>
-                </m:rPr>
-                <m:t>∩</m:t>
-              </m:r>
-              <m:sSub>
-                <m:e>
-                  <m:r>
-                    <m:t>A</m:t>
-                  </m:r>
-                </m:e>
-                <m:sub>
-                  <m:r>
-                    <m:t>2</m:t>
-                  </m:r>
-                </m:sub>
-              </m:sSub>
+                <m:t>A</m:t>
+              </m:r>
             </m:e>
-          </m:d>
-          <m:r>
-            <m:rPr>
-              <m:sty m:val="p"/>
-            </m:rPr>
-            <m:t>+</m:t>
-          </m:r>
-          <m:r>
-            <m:rPr>
-              <m:sty m:val="p"/>
-            </m:rPr>
-            <m:t>…</m:t>
-          </m:r>
-          <m:r>
-            <m:rPr>
-              <m:sty m:val="p"/>
-            </m:rPr>
-            <m:t>+</m:t>
-          </m:r>
-          <m:r>
-            <m:rPr>
-              <m:sty m:val="p"/>
-              <m:scr m:val="double-struck"/>
-            </m:rPr>
-            <m:t>P</m:t>
-          </m:r>
-          <m:d>
-            <m:dPr>
-              <m:begChr m:val="("/>
-              <m:sepChr m:val=""/>
-              <m:endChr m:val=")"/>
-              <m:grow/>
-            </m:dPr>
-            <m:e>
-              <m:r>
-                <m:t>B</m:t>
-              </m:r>
-              <m:r>
-                <m:rPr>
-                  <m:sty m:val="p"/>
-                </m:rPr>
-                <m:t>∩</m:t>
-              </m:r>
-              <m:sSub>
-                <m:e>
-                  <m:r>
-                    <m:t>A</m:t>
-                  </m:r>
-                </m:e>
-                <m:sub>
-                  <m:r>
-                    <m:t>n</m:t>
-                  </m:r>
-                </m:sub>
-              </m:sSub>
-            </m:e>
-          </m:d>
+            <m:sub>
+              <m:r>
+                <m:t>n</m:t>
+              </m:r>
+            </m:sub>
+          </m:sSub>
+          <m:r>
+            <m:rPr>
+              <m:sty m:val="p"/>
+            </m:rPr>
+            <m:t>)</m:t>
+          </m:r>
           <m:r>
             <m:rPr>
               <m:sty m:val="p"/>
@@ -1324,44 +1352,46 @@
             <m:e>
               <m:r>
                 <m:rPr>
-                  <m:sty m:val="p"/>
                   <m:scr m:val="double-struck"/>
+                  <m:sty m:val="p"/>
                 </m:rPr>
                 <m:t>P</m:t>
               </m:r>
             </m:e>
           </m:nary>
-          <m:d>
-            <m:dPr>
-              <m:begChr m:val="("/>
-              <m:sepChr m:val=""/>
-              <m:endChr m:val=")"/>
-              <m:grow/>
-            </m:dPr>
+          <m:r>
+            <m:rPr>
+              <m:sty m:val="p"/>
+            </m:rPr>
+            <m:t>(</m:t>
+          </m:r>
+          <m:r>
+            <m:t>B</m:t>
+          </m:r>
+          <m:r>
+            <m:rPr>
+              <m:sty m:val="p"/>
+            </m:rPr>
+            <m:t>∩</m:t>
+          </m:r>
+          <m:sSub>
             <m:e>
               <m:r>
-                <m:t>B</m:t>
-              </m:r>
-              <m:r>
-                <m:rPr>
-                  <m:sty m:val="p"/>
-                </m:rPr>
-                <m:t>∩</m:t>
-              </m:r>
-              <m:sSub>
-                <m:e>
-                  <m:r>
-                    <m:t>A</m:t>
-                  </m:r>
-                </m:e>
-                <m:sub>
-                  <m:r>
-                    <m:t>i</m:t>
-                  </m:r>
-                </m:sub>
-              </m:sSub>
+                <m:t>A</m:t>
+              </m:r>
             </m:e>
-          </m:d>
+            <m:sub>
+              <m:r>
+                <m:t>i</m:t>
+              </m:r>
+            </m:sub>
+          </m:sSub>
+          <m:r>
+            <m:rPr>
+              <m:sty m:val="p"/>
+            </m:rPr>
+            <m:t>)</m:t>
+          </m:r>
         </m:oMath>
       </m:oMathPara>
     </w:p>
@@ -1384,97 +1414,180 @@
         <m:oMath>
           <m:r>
             <m:rPr>
-              <m:sty m:val="p"/>
               <m:scr m:val="double-struck"/>
+              <m:sty m:val="p"/>
             </m:rPr>
             <m:t>P</m:t>
           </m:r>
-          <m:d>
-            <m:dPr>
-              <m:begChr m:val="("/>
-              <m:sepChr m:val=""/>
-              <m:endChr m:val=")"/>
-              <m:grow/>
-            </m:dPr>
+          <m:r>
+            <m:rPr>
+              <m:sty m:val="p"/>
+            </m:rPr>
+            <m:t>(</m:t>
+          </m:r>
+          <m:r>
+            <m:t>B</m:t>
+          </m:r>
+          <m:r>
+            <m:rPr>
+              <m:sty m:val="p"/>
+            </m:rPr>
+            <m:t>)</m:t>
+          </m:r>
+          <m:r>
+            <m:rPr>
+              <m:sty m:val="p"/>
+            </m:rPr>
+            <m:t>=</m:t>
+          </m:r>
+          <m:r>
+            <m:rPr>
+              <m:scr m:val="double-struck"/>
+              <m:sty m:val="p"/>
+            </m:rPr>
+            <m:t>P</m:t>
+          </m:r>
+          <m:r>
+            <m:rPr>
+              <m:sty m:val="p"/>
+            </m:rPr>
+            <m:t>(</m:t>
+          </m:r>
+          <m:r>
+            <m:t>B</m:t>
+          </m:r>
+          <m:r>
+            <m:rPr>
+              <m:sty m:val="p"/>
+            </m:rPr>
+            <m:t>∣</m:t>
+          </m:r>
+          <m:sSub>
             <m:e>
               <m:r>
-                <m:t>B</m:t>
+                <m:t>A</m:t>
               </m:r>
             </m:e>
-          </m:d>
-          <m:r>
-            <m:rPr>
-              <m:sty m:val="p"/>
-            </m:rPr>
-            <m:t>=</m:t>
-          </m:r>
-          <m:r>
-            <m:rPr>
-              <m:sty m:val="p"/>
+            <m:sub>
+              <m:r>
+                <m:t>1</m:t>
+              </m:r>
+            </m:sub>
+          </m:sSub>
+          <m:r>
+            <m:rPr>
+              <m:sty m:val="p"/>
+            </m:rPr>
+            <m:t>)</m:t>
+          </m:r>
+          <m:r>
+            <m:rPr>
               <m:scr m:val="double-struck"/>
+              <m:sty m:val="p"/>
             </m:rPr>
             <m:t>P</m:t>
           </m:r>
-          <m:d>
-            <m:dPr>
-              <m:begChr m:val="("/>
-              <m:sepChr m:val=""/>
-              <m:endChr m:val=")"/>
-              <m:grow/>
-            </m:dPr>
+          <m:r>
+            <m:rPr>
+              <m:sty m:val="p"/>
+            </m:rPr>
+            <m:t>(</m:t>
+          </m:r>
+          <m:sSub>
             <m:e>
               <m:r>
-                <m:t>B</m:t>
-              </m:r>
-              <m:r>
-                <m:rPr>
-                  <m:sty m:val="p"/>
-                </m:rPr>
-                <m:t>∣</m:t>
-              </m:r>
-              <m:sSub>
-                <m:e>
-                  <m:r>
-                    <m:t>A</m:t>
-                  </m:r>
-                </m:e>
-                <m:sub>
-                  <m:r>
-                    <m:t>1</m:t>
-                  </m:r>
-                </m:sub>
-              </m:sSub>
+                <m:t>A</m:t>
+              </m:r>
             </m:e>
-          </m:d>
-          <m:r>
-            <m:rPr>
-              <m:sty m:val="p"/>
+            <m:sub>
+              <m:r>
+                <m:t>1</m:t>
+              </m:r>
+            </m:sub>
+          </m:sSub>
+          <m:r>
+            <m:rPr>
+              <m:sty m:val="p"/>
+            </m:rPr>
+            <m:t>)</m:t>
+          </m:r>
+          <m:r>
+            <m:rPr>
+              <m:sty m:val="p"/>
+            </m:rPr>
+            <m:t>+</m:t>
+          </m:r>
+          <m:r>
+            <m:rPr>
               <m:scr m:val="double-struck"/>
+              <m:sty m:val="p"/>
             </m:rPr>
             <m:t>P</m:t>
           </m:r>
-          <m:d>
-            <m:dPr>
-              <m:begChr m:val="("/>
-              <m:sepChr m:val=""/>
-              <m:endChr m:val=")"/>
-              <m:grow/>
-            </m:dPr>
+          <m:r>
+            <m:rPr>
+              <m:sty m:val="p"/>
+            </m:rPr>
+            <m:t>(</m:t>
+          </m:r>
+          <m:r>
+            <m:t>B</m:t>
+          </m:r>
+          <m:r>
+            <m:rPr>
+              <m:sty m:val="p"/>
+            </m:rPr>
+            <m:t>∣</m:t>
+          </m:r>
+          <m:sSub>
             <m:e>
-              <m:sSub>
-                <m:e>
-                  <m:r>
-                    <m:t>A</m:t>
-                  </m:r>
-                </m:e>
-                <m:sub>
-                  <m:r>
-                    <m:t>1</m:t>
-                  </m:r>
-                </m:sub>
-              </m:sSub>
+              <m:r>
+                <m:t>A</m:t>
+              </m:r>
             </m:e>
-          </m:d>
+            <m:sub>
+              <m:r>
+                <m:t>2</m:t>
+              </m:r>
+            </m:sub>
+          </m:sSub>
+          <m:r>
+            <m:rPr>
+              <m:sty m:val="p"/>
+            </m:rPr>
+            <m:t>)</m:t>
+          </m:r>
+          <m:r>
+            <m:rPr>
+              <m:scr m:val="double-struck"/>
+              <m:sty m:val="p"/>
+            </m:rPr>
+            <m:t>P</m:t>
+          </m:r>
+          <m:r>
+            <m:rPr>
+              <m:sty m:val="p"/>
+            </m:rPr>
+            <m:t>(</m:t>
+          </m:r>
+          <m:sSub>
+            <m:e>
+              <m:r>
+                <m:t>A</m:t>
+              </m:r>
+            </m:e>
+            <m:sub>
+              <m:r>
+                <m:t>2</m:t>
+              </m:r>
+            </m:sub>
+          </m:sSub>
+          <m:r>
+            <m:rPr>
+              <m:sty m:val="p"/>
+            </m:rPr>
+            <m:t>)</m:t>
+          </m:r>
           <m:r>
             <m:rPr>
               <m:sty m:val="p"/>
@@ -1484,155 +1597,86 @@
           <m:r>
             <m:rPr>
               <m:sty m:val="p"/>
+            </m:rPr>
+            <m:t>…</m:t>
+          </m:r>
+          <m:r>
+            <m:rPr>
+              <m:sty m:val="p"/>
+            </m:rPr>
+            <m:t>+</m:t>
+          </m:r>
+          <m:r>
+            <m:rPr>
               <m:scr m:val="double-struck"/>
+              <m:sty m:val="p"/>
             </m:rPr>
             <m:t>P</m:t>
           </m:r>
-          <m:d>
-            <m:dPr>
-              <m:begChr m:val="("/>
-              <m:sepChr m:val=""/>
-              <m:endChr m:val=")"/>
-              <m:grow/>
-            </m:dPr>
+          <m:r>
+            <m:rPr>
+              <m:sty m:val="p"/>
+            </m:rPr>
+            <m:t>(</m:t>
+          </m:r>
+          <m:r>
+            <m:t>B</m:t>
+          </m:r>
+          <m:r>
+            <m:rPr>
+              <m:sty m:val="p"/>
+            </m:rPr>
+            <m:t>∣</m:t>
+          </m:r>
+          <m:sSub>
             <m:e>
               <m:r>
-                <m:t>B</m:t>
-              </m:r>
-              <m:r>
-                <m:rPr>
-                  <m:sty m:val="p"/>
-                </m:rPr>
-                <m:t>∣</m:t>
-              </m:r>
-              <m:sSub>
-                <m:e>
-                  <m:r>
-                    <m:t>A</m:t>
-                  </m:r>
-                </m:e>
-                <m:sub>
-                  <m:r>
-                    <m:t>2</m:t>
-                  </m:r>
-                </m:sub>
-              </m:sSub>
+                <m:t>A</m:t>
+              </m:r>
             </m:e>
-          </m:d>
-          <m:r>
-            <m:rPr>
-              <m:sty m:val="p"/>
+            <m:sub>
+              <m:r>
+                <m:t>n</m:t>
+              </m:r>
+            </m:sub>
+          </m:sSub>
+          <m:r>
+            <m:rPr>
+              <m:sty m:val="p"/>
+            </m:rPr>
+            <m:t>)</m:t>
+          </m:r>
+          <m:r>
+            <m:rPr>
               <m:scr m:val="double-struck"/>
+              <m:sty m:val="p"/>
             </m:rPr>
             <m:t>P</m:t>
           </m:r>
-          <m:d>
-            <m:dPr>
-              <m:begChr m:val="("/>
-              <m:sepChr m:val=""/>
-              <m:endChr m:val=")"/>
-              <m:grow/>
-            </m:dPr>
+          <m:r>
+            <m:rPr>
+              <m:sty m:val="p"/>
+            </m:rPr>
+            <m:t>(</m:t>
+          </m:r>
+          <m:sSub>
             <m:e>
-              <m:sSub>
-                <m:e>
-                  <m:r>
-                    <m:t>A</m:t>
-                  </m:r>
-                </m:e>
-                <m:sub>
-                  <m:r>
-                    <m:t>2</m:t>
-                  </m:r>
-                </m:sub>
-              </m:sSub>
+              <m:r>
+                <m:t>A</m:t>
+              </m:r>
             </m:e>
-          </m:d>
-          <m:r>
-            <m:rPr>
-              <m:sty m:val="p"/>
-            </m:rPr>
-            <m:t>+</m:t>
-          </m:r>
-          <m:r>
-            <m:rPr>
-              <m:sty m:val="p"/>
-            </m:rPr>
-            <m:t>…</m:t>
-          </m:r>
-          <m:r>
-            <m:rPr>
-              <m:sty m:val="p"/>
-            </m:rPr>
-            <m:t>+</m:t>
-          </m:r>
-          <m:r>
-            <m:rPr>
-              <m:sty m:val="p"/>
-              <m:scr m:val="double-struck"/>
-            </m:rPr>
-            <m:t>P</m:t>
-          </m:r>
-          <m:d>
-            <m:dPr>
-              <m:begChr m:val="("/>
-              <m:sepChr m:val=""/>
-              <m:endChr m:val=")"/>
-              <m:grow/>
-            </m:dPr>
-            <m:e>
-              <m:r>
-                <m:t>B</m:t>
-              </m:r>
-              <m:r>
-                <m:rPr>
-                  <m:sty m:val="p"/>
-                </m:rPr>
-                <m:t>∣</m:t>
-              </m:r>
-              <m:sSub>
-                <m:e>
-                  <m:r>
-                    <m:t>A</m:t>
-                  </m:r>
-                </m:e>
-                <m:sub>
-                  <m:r>
-                    <m:t>n</m:t>
-                  </m:r>
-                </m:sub>
-              </m:sSub>
-            </m:e>
-          </m:d>
-          <m:r>
-            <m:rPr>
-              <m:sty m:val="p"/>
-              <m:scr m:val="double-struck"/>
-            </m:rPr>
-            <m:t>P</m:t>
-          </m:r>
-          <m:d>
-            <m:dPr>
-              <m:begChr m:val="("/>
-              <m:sepChr m:val=""/>
-              <m:endChr m:val=")"/>
-              <m:grow/>
-            </m:dPr>
-            <m:e>
-              <m:sSub>
-                <m:e>
-                  <m:r>
-                    <m:t>A</m:t>
-                  </m:r>
-                </m:e>
-                <m:sub>
-                  <m:r>
-                    <m:t>n</m:t>
-                  </m:r>
-                </m:sub>
-              </m:sSub>
-            </m:e>
-          </m:d>
+            <m:sub>
+              <m:r>
+                <m:t>n</m:t>
+              </m:r>
+            </m:sub>
+          </m:sSub>
+          <m:r>
+            <m:rPr>
+              <m:sty m:val="p"/>
+            </m:rPr>
+            <m:t>)</m:t>
+          </m:r>
           <m:r>
             <m:rPr>
               <m:sty m:val="p"/>
@@ -1668,73 +1712,77 @@
             <m:e>
               <m:r>
                 <m:rPr>
-                  <m:sty m:val="p"/>
                   <m:scr m:val="double-struck"/>
+                  <m:sty m:val="p"/>
                 </m:rPr>
                 <m:t>P</m:t>
               </m:r>
             </m:e>
           </m:nary>
-          <m:d>
-            <m:dPr>
-              <m:begChr m:val="("/>
-              <m:sepChr m:val=""/>
-              <m:endChr m:val=")"/>
-              <m:grow/>
-            </m:dPr>
+          <m:r>
+            <m:rPr>
+              <m:sty m:val="p"/>
+            </m:rPr>
+            <m:t>(</m:t>
+          </m:r>
+          <m:r>
+            <m:t>B</m:t>
+          </m:r>
+          <m:r>
+            <m:rPr>
+              <m:sty m:val="p"/>
+            </m:rPr>
+            <m:t>∣</m:t>
+          </m:r>
+          <m:sSub>
             <m:e>
               <m:r>
-                <m:t>B</m:t>
-              </m:r>
-              <m:r>
-                <m:rPr>
-                  <m:sty m:val="p"/>
-                </m:rPr>
-                <m:t>∣</m:t>
-              </m:r>
-              <m:sSub>
-                <m:e>
-                  <m:r>
-                    <m:t>A</m:t>
-                  </m:r>
-                </m:e>
-                <m:sub>
-                  <m:r>
-                    <m:t>i</m:t>
-                  </m:r>
-                </m:sub>
-              </m:sSub>
+                <m:t>A</m:t>
+              </m:r>
             </m:e>
-          </m:d>
-          <m:r>
-            <m:rPr>
-              <m:sty m:val="p"/>
+            <m:sub>
+              <m:r>
+                <m:t>i</m:t>
+              </m:r>
+            </m:sub>
+          </m:sSub>
+          <m:r>
+            <m:rPr>
+              <m:sty m:val="p"/>
+            </m:rPr>
+            <m:t>)</m:t>
+          </m:r>
+          <m:r>
+            <m:rPr>
               <m:scr m:val="double-struck"/>
+              <m:sty m:val="p"/>
             </m:rPr>
             <m:t>P</m:t>
           </m:r>
-          <m:d>
-            <m:dPr>
-              <m:begChr m:val="("/>
-              <m:sepChr m:val=""/>
-              <m:endChr m:val=")"/>
-              <m:grow/>
-            </m:dPr>
+          <m:r>
+            <m:rPr>
+              <m:sty m:val="p"/>
+            </m:rPr>
+            <m:t>(</m:t>
+          </m:r>
+          <m:sSub>
             <m:e>
-              <m:sSub>
-                <m:e>
-                  <m:r>
-                    <m:t>A</m:t>
-                  </m:r>
-                </m:e>
-                <m:sub>
-                  <m:r>
-                    <m:t>i</m:t>
-                  </m:r>
-                </m:sub>
-              </m:sSub>
+              <m:r>
+                <m:t>A</m:t>
+              </m:r>
             </m:e>
-          </m:d>
+            <m:sub>
+              <m:r>
+                <m:t>i</m:t>
+              </m:r>
+            </m:sub>
+          </m:sSub>
+          <m:r>
+            <m:rPr>
+              <m:sty m:val="p"/>
+            </m:rPr>
+            <m:t>)</m:t>
+          </m:r>
         </m:oMath>
       </m:oMathPara>
     </w:p>
@@ -1757,24 +1805,26 @@
         <m:oMath>
           <m:r>
             <m:rPr>
-              <m:sty m:val="p"/>
               <m:scr m:val="double-struck"/>
+              <m:sty m:val="p"/>
             </m:rPr>
             <m:t>P</m:t>
           </m:r>
-          <m:d>
-            <m:dPr>
-              <m:begChr m:val="("/>
-              <m:sepChr m:val=""/>
-              <m:endChr m:val=")"/>
-              <m:grow/>
-            </m:dPr>
-            <m:e>
-              <m:r>
-                <m:t>B</m:t>
-              </m:r>
-            </m:e>
-          </m:d>
+          <m:r>
+            <m:rPr>
+              <m:sty m:val="p"/>
+            </m:rPr>
+            <m:t>(</m:t>
+          </m:r>
+          <m:r>
+            <m:t>B</m:t>
+          </m:r>
+          <m:r>
+            <m:rPr>
+              <m:sty m:val="p"/>
+            </m:rPr>
+            <m:t>)</m:t>
+          </m:r>
           <m:r>
             <m:rPr>
               <m:sty m:val="p"/>
@@ -1810,78 +1860,82 @@
             <m:e>
               <m:r>
                 <m:rPr>
-                  <m:sty m:val="p"/>
                   <m:scr m:val="double-struck"/>
+                  <m:sty m:val="p"/>
                 </m:rPr>
                 <m:t>P</m:t>
               </m:r>
             </m:e>
           </m:nary>
-          <m:d>
-            <m:dPr>
-              <m:begChr m:val="("/>
-              <m:sepChr m:val=""/>
-              <m:endChr m:val=")"/>
-              <m:grow/>
-            </m:dPr>
+          <m:r>
+            <m:rPr>
+              <m:sty m:val="p"/>
+            </m:rPr>
+            <m:t>(</m:t>
+          </m:r>
+          <m:sSub>
             <m:e>
-              <m:sSub>
-                <m:e>
-                  <m:r>
-                    <m:t>A</m:t>
-                  </m:r>
-                </m:e>
-                <m:sub>
-                  <m:r>
-                    <m:t>i</m:t>
-                  </m:r>
-                </m:sub>
-              </m:sSub>
+              <m:r>
+                <m:t>A</m:t>
+              </m:r>
             </m:e>
-          </m:d>
-          <m:r>
-            <m:rPr>
-              <m:sty m:val="p"/>
+            <m:sub>
+              <m:r>
+                <m:t>i</m:t>
+              </m:r>
+            </m:sub>
+          </m:sSub>
+          <m:r>
+            <m:rPr>
+              <m:sty m:val="p"/>
+            </m:rPr>
+            <m:t>)</m:t>
+          </m:r>
+          <m:r>
+            <m:rPr>
               <m:scr m:val="double-struck"/>
+              <m:sty m:val="p"/>
             </m:rPr>
             <m:t>P</m:t>
           </m:r>
-          <m:d>
-            <m:dPr>
-              <m:begChr m:val="("/>
-              <m:sepChr m:val=""/>
-              <m:endChr m:val=")"/>
-              <m:grow/>
-            </m:dPr>
+          <m:r>
+            <m:rPr>
+              <m:sty m:val="p"/>
+            </m:rPr>
+            <m:t>(</m:t>
+          </m:r>
+          <m:r>
+            <m:t>B</m:t>
+          </m:r>
+          <m:r>
+            <m:rPr>
+              <m:sty m:val="p"/>
+            </m:rPr>
+            <m:t>∣</m:t>
+          </m:r>
+          <m:sSub>
             <m:e>
               <m:r>
-                <m:t>B</m:t>
-              </m:r>
-              <m:r>
-                <m:rPr>
-                  <m:sty m:val="p"/>
-                </m:rPr>
-                <m:t>∣</m:t>
-              </m:r>
-              <m:sSub>
-                <m:e>
-                  <m:r>
-                    <m:t>A</m:t>
-                  </m:r>
-                </m:e>
-                <m:sub>
-                  <m:r>
-                    <m:t>i</m:t>
-                  </m:r>
-                </m:sub>
-              </m:sSub>
+                <m:t>A</m:t>
+              </m:r>
             </m:e>
-          </m:d>
+            <m:sub>
+              <m:r>
+                <m:t>i</m:t>
+              </m:r>
+            </m:sub>
+          </m:sSub>
+          <m:r>
+            <m:rPr>
+              <m:sty m:val="p"/>
+            </m:rPr>
+            <m:t>)</m:t>
+          </m:r>
         </m:oMath>
       </m:oMathPara>
     </w:p>
-    <w:bookmarkEnd w:id="25"/>
-    <w:bookmarkStart w:id="28" w:name="proof-of-bayes-theorem"/>
+    <w:bookmarkEnd w:id="14"/>
+    <w:bookmarkStart w:id="17" w:name="proof-of-bayes-theorem"/>
     <w:p>
       <w:pPr>
         <w:pStyle w:val="Heading1"/>
@@ -1900,7 +1954,7 @@
       <w:r>
         <w:t xml:space="preserve"> </w:t>
       </w:r>
-      <w:hyperlink r:id="rId21">
+      <w:hyperlink r:id="rId10">
         <w:r>
           <w:rPr>
             <w:rStyle w:val="Hyperlink"/>
@@ -1953,18 +2007,18 @@
                 <wp:inline>
                   <wp:extent cx="152400" cy="152400"/>
                   <wp:effectExtent b="0" l="0" r="0" t="0"/>
-                  <wp:docPr descr="" title="" id="26" name="Picture"/>
+                  <wp:docPr descr="" title="" id="15" name="Picture"/>
                   <a:graphic>
                     <a:graphicData uri="http://schemas.openxmlformats.org/drawingml/2006/picture">
                       <pic:pic>
                         <pic:nvPicPr>
-                          <pic:cNvPr descr="/Applications/quarto/share/formats/docx/note.png" id="27" name="Picture"/>
+                          <pic:cNvPr descr="/Applications/quarto/share/formats/docx/note.png" id="16" name="Picture"/>
                           <pic:cNvPicPr>
                             <a:picLocks noChangeArrowheads="1" noChangeAspect="1"/>
                           </pic:cNvPicPr>
                         </pic:nvPicPr>
                         <pic:blipFill>
-                          <a:blip r:embed="rId22"/>
+                          <a:blip r:embed="rId11"/>
                           <a:stretch>
                             <a:fillRect/>
                           </a:stretch>
@@ -2057,24 +2111,26 @@
             <m:oMath>
               <m:r>
                 <m:rPr>
-                  <m:sty m:val="p"/>
                   <m:scr m:val="double-struck"/>
+                  <m:sty m:val="p"/>
                 </m:rPr>
                 <m:t>P</m:t>
               </m:r>
-              <m:d>
-                <m:dPr>
-                  <m:begChr m:val="("/>
-                  <m:sepChr m:val=""/>
-                  <m:endChr m:val=")"/>
-                  <m:grow/>
-                </m:dPr>
-                <m:e>
-                  <m:r>
-                    <m:t>B</m:t>
-                  </m:r>
-                </m:e>
-              </m:d>
+              <m:r>
+                <m:rPr>
+                  <m:sty m:val="p"/>
+                </m:rPr>
+                <m:t>(</m:t>
+              </m:r>
+              <m:r>
+                <m:t>B</m:t>
+              </m:r>
+              <m:r>
+                <m:rPr>
+                  <m:sty m:val="p"/>
+                </m:rPr>
+                <m:t>)</m:t>
+              </m:r>
               <m:r>
                 <m:rPr>
                   <m:sty m:val="p"/>
@@ -2100,33 +2156,35 @@
               <m:oMath>
                 <m:r>
                   <m:rPr>
+                    <m:scr m:val="double-struck"/>
                     <m:sty m:val="p"/>
-                    <m:scr m:val="double-struck"/>
                   </m:rPr>
                   <m:t>P</m:t>
                 </m:r>
-                <m:d>
-                  <m:dPr>
-                    <m:begChr m:val="("/>
-                    <m:sepChr m:val=""/>
-                    <m:endChr m:val=")"/>
-                    <m:grow/>
-                  </m:dPr>
-                  <m:e>
-                    <m:r>
-                      <m:t>A</m:t>
-                    </m:r>
-                    <m:r>
-                      <m:rPr>
-                        <m:sty m:val="p"/>
-                      </m:rPr>
-                      <m:t>∣</m:t>
-                    </m:r>
-                    <m:r>
-                      <m:t>B</m:t>
-                    </m:r>
-                  </m:e>
-                </m:d>
+                <m:r>
+                  <m:rPr>
+                    <m:sty m:val="p"/>
+                  </m:rPr>
+                  <m:t>(</m:t>
+                </m:r>
+                <m:r>
+                  <m:t>A</m:t>
+                </m:r>
+                <m:r>
+                  <m:rPr>
+                    <m:sty m:val="p"/>
+                  </m:rPr>
+                  <m:t>∣</m:t>
+                </m:r>
+                <m:r>
+                  <m:t>B</m:t>
+                </m:r>
+                <m:r>
+                  <m:rPr>
+                    <m:sty m:val="p"/>
+                  </m:rPr>
+                  <m:t>)</m:t>
+                </m:r>
                 <m:r>
                   <m:rPr>
                     <m:sty m:val="p"/>
@@ -2140,75 +2198,81 @@
                   <m:num>
                     <m:r>
                       <m:rPr>
+                        <m:scr m:val="double-struck"/>
                         <m:sty m:val="p"/>
-                        <m:scr m:val="double-struck"/>
                       </m:rPr>
                       <m:t>P</m:t>
                     </m:r>
-                    <m:d>
-                      <m:dPr>
-                        <m:begChr m:val="("/>
-                        <m:sepChr m:val=""/>
-                        <m:endChr m:val=")"/>
-                        <m:grow/>
-                      </m:dPr>
-                      <m:e>
-                        <m:r>
-                          <m:t>B</m:t>
-                        </m:r>
-                        <m:r>
-                          <m:rPr>
-                            <m:sty m:val="p"/>
-                          </m:rPr>
-                          <m:t>∣</m:t>
-                        </m:r>
-                        <m:r>
-                          <m:t>A</m:t>
-                        </m:r>
-                      </m:e>
-                    </m:d>
                     <m:r>
                       <m:rPr>
                         <m:sty m:val="p"/>
+                      </m:rPr>
+                      <m:t>(</m:t>
+                    </m:r>
+                    <m:r>
+                      <m:t>B</m:t>
+                    </m:r>
+                    <m:r>
+                      <m:rPr>
+                        <m:sty m:val="p"/>
+                      </m:rPr>
+                      <m:t>∣</m:t>
+                    </m:r>
+                    <m:r>
+                      <m:t>A</m:t>
+                    </m:r>
+                    <m:r>
+                      <m:rPr>
+                        <m:sty m:val="p"/>
+                      </m:rPr>
+                      <m:t>)</m:t>
+                    </m:r>
+                    <m:r>
+                      <m:rPr>
                         <m:scr m:val="double-struck"/>
+                        <m:sty m:val="p"/>
                       </m:rPr>
                       <m:t>P</m:t>
                     </m:r>
-                    <m:d>
-                      <m:dPr>
-                        <m:begChr m:val="("/>
-                        <m:sepChr m:val=""/>
-                        <m:endChr m:val=")"/>
-                        <m:grow/>
-                      </m:dPr>
-                      <m:e>
-                        <m:r>
-                          <m:t>A</m:t>
-                        </m:r>
-                      </m:e>
-                    </m:d>
+                    <m:r>
+                      <m:rPr>
+                        <m:sty m:val="p"/>
+                      </m:rPr>
+                      <m:t>(</m:t>
+                    </m:r>
+                    <m:r>
+                      <m:t>A</m:t>
+                    </m:r>
+                    <m:r>
+                      <m:rPr>
+                        <m:sty m:val="p"/>
+                      </m:rPr>
+                      <m:t>)</m:t>
+                    </m:r>
                   </m:num>
                   <m:den>
                     <m:r>
                       <m:rPr>
+                        <m:scr m:val="double-struck"/>
                         <m:sty m:val="p"/>
-                        <m:scr m:val="double-struck"/>
                       </m:rPr>
                       <m:t>P</m:t>
                     </m:r>
-                    <m:d>
-                      <m:dPr>
-                        <m:begChr m:val="("/>
-                        <m:sepChr m:val=""/>
-                        <m:endChr m:val=")"/>
-                        <m:grow/>
-                      </m:dPr>
-                      <m:e>
-                        <m:r>
-                          <m:t>B</m:t>
-                        </m:r>
-                      </m:e>
-                    </m:d>
+                    <m:r>
+                      <m:rPr>
+                        <m:sty m:val="p"/>
+                      </m:rPr>
+                      <m:t>(</m:t>
+                    </m:r>
+                    <m:r>
+                      <m:t>B</m:t>
+                    </m:r>
+                    <m:r>
+                      <m:rPr>
+                        <m:sty m:val="p"/>
+                      </m:rPr>
+                      <m:t>)</m:t>
+                    </m:r>
                   </m:den>
                 </m:f>
                 <m:r>
@@ -2239,33 +2303,35 @@
             <m:oMath>
               <m:r>
                 <m:rPr>
-                  <m:sty m:val="p"/>
                   <m:scr m:val="double-struck"/>
+                  <m:sty m:val="p"/>
                 </m:rPr>
                 <m:t>P</m:t>
               </m:r>
-              <m:d>
-                <m:dPr>
-                  <m:begChr m:val="("/>
-                  <m:sepChr m:val=""/>
-                  <m:endChr m:val=")"/>
-                  <m:grow/>
-                </m:dPr>
-                <m:e>
-                  <m:r>
-                    <m:t>A</m:t>
-                  </m:r>
-                  <m:r>
-                    <m:rPr>
-                      <m:sty m:val="p"/>
-                    </m:rPr>
-                    <m:t>∣</m:t>
-                  </m:r>
-                  <m:r>
-                    <m:t>B</m:t>
-                  </m:r>
-                </m:e>
-              </m:d>
+              <m:r>
+                <m:rPr>
+                  <m:sty m:val="p"/>
+                </m:rPr>
+                <m:t>(</m:t>
+              </m:r>
+              <m:r>
+                <m:t>A</m:t>
+              </m:r>
+              <m:r>
+                <m:rPr>
+                  <m:sty m:val="p"/>
+                </m:rPr>
+                <m:t>∣</m:t>
+              </m:r>
+              <m:r>
+                <m:t>B</m:t>
+              </m:r>
+              <m:r>
+                <m:rPr>
+                  <m:sty m:val="p"/>
+                </m:rPr>
+                <m:t>)</m:t>
+              </m:r>
             </m:oMath>
             <w:r>
               <w:t xml:space="preserve"> </w:t>
@@ -2310,33 +2376,35 @@
             <m:oMath>
               <m:r>
                 <m:rPr>
-                  <m:sty m:val="p"/>
                   <m:scr m:val="double-struck"/>
+                  <m:sty m:val="p"/>
                 </m:rPr>
                 <m:t>P</m:t>
               </m:r>
-              <m:d>
-                <m:dPr>
-                  <m:begChr m:val="("/>
-                  <m:sepChr m:val=""/>
-                  <m:endChr m:val=")"/>
-                  <m:grow/>
-                </m:dPr>
-                <m:e>
-                  <m:r>
-                    <m:t>B</m:t>
-                  </m:r>
-                  <m:r>
-                    <m:rPr>
-                      <m:sty m:val="p"/>
-                    </m:rPr>
-                    <m:t>∣</m:t>
-                  </m:r>
-                  <m:r>
-                    <m:t>A</m:t>
-                  </m:r>
-                </m:e>
-              </m:d>
+              <m:r>
+                <m:rPr>
+                  <m:sty m:val="p"/>
+                </m:rPr>
+                <m:t>(</m:t>
+              </m:r>
+              <m:r>
+                <m:t>B</m:t>
+              </m:r>
+              <m:r>
+                <m:rPr>
+                  <m:sty m:val="p"/>
+                </m:rPr>
+                <m:t>∣</m:t>
+              </m:r>
+              <m:r>
+                <m:t>A</m:t>
+              </m:r>
+              <m:r>
+                <m:rPr>
+                  <m:sty m:val="p"/>
+                </m:rPr>
+                <m:t>)</m:t>
+              </m:r>
             </m:oMath>
             <w:r>
               <w:t xml:space="preserve"> </w:t>
@@ -2381,24 +2449,26 @@
             <m:oMath>
               <m:r>
                 <m:rPr>
-                  <m:sty m:val="p"/>
                   <m:scr m:val="double-struck"/>
+                  <m:sty m:val="p"/>
                 </m:rPr>
                 <m:t>P</m:t>
               </m:r>
-              <m:d>
-                <m:dPr>
-                  <m:begChr m:val="("/>
-                  <m:sepChr m:val=""/>
-                  <m:endChr m:val=")"/>
-                  <m:grow/>
-                </m:dPr>
-                <m:e>
-                  <m:r>
-                    <m:t>A</m:t>
-                  </m:r>
-                </m:e>
-              </m:d>
+              <m:r>
+                <m:rPr>
+                  <m:sty m:val="p"/>
+                </m:rPr>
+                <m:t>(</m:t>
+              </m:r>
+              <m:r>
+                <m:t>A</m:t>
+              </m:r>
+              <m:r>
+                <m:rPr>
+                  <m:sty m:val="p"/>
+                </m:rPr>
+                <m:t>)</m:t>
+              </m:r>
             </m:oMath>
             <w:r>
               <w:t xml:space="preserve"> </w:t>
@@ -2412,24 +2482,26 @@
             <m:oMath>
               <m:r>
                 <m:rPr>
-                  <m:sty m:val="p"/>
                   <m:scr m:val="double-struck"/>
+                  <m:sty m:val="p"/>
                 </m:rPr>
                 <m:t>P</m:t>
               </m:r>
-              <m:d>
-                <m:dPr>
-                  <m:begChr m:val="("/>
-                  <m:sepChr m:val=""/>
-                  <m:endChr m:val=")"/>
-                  <m:grow/>
-                </m:dPr>
-                <m:e>
-                  <m:r>
-                    <m:t>B</m:t>
-                  </m:r>
-                </m:e>
-              </m:d>
+              <m:r>
+                <m:rPr>
+                  <m:sty m:val="p"/>
+                </m:rPr>
+                <m:t>(</m:t>
+              </m:r>
+              <m:r>
+                <m:t>B</m:t>
+              </m:r>
+              <m:r>
+                <m:rPr>
+                  <m:sty m:val="p"/>
+                </m:rPr>
+                <m:t>)</m:t>
+              </m:r>
             </m:oMath>
             <w:r>
               <w:t xml:space="preserve"> </w:t>
@@ -2477,7 +2549,7 @@
       <w:r>
         <w:t xml:space="preserve"> </w:t>
       </w:r>
-      <w:hyperlink r:id="rId20">
+      <w:hyperlink r:id="rId9">
         <w:r>
           <w:rPr>
             <w:rStyle w:val="Hyperlink"/>
@@ -2523,51 +2595,55 @@
           <m:jc m:val="center"/>
         </m:oMathParaPr>
         <m:oMath>
-          <m:d>
-            <m:dPr>
-              <m:begChr m:val="("/>
-              <m:sepChr m:val=""/>
-              <m:endChr m:val=")"/>
-              <m:grow/>
-            </m:dPr>
-            <m:e>
-              <m:r>
-                <m:t>1</m:t>
-              </m:r>
-            </m:e>
-          </m:d>
+          <m:r>
+            <m:rPr>
+              <m:sty m:val="p"/>
+            </m:rPr>
+            <m:t>(</m:t>
+          </m:r>
+          <m:r>
+            <m:t>1</m:t>
+          </m:r>
+          <m:r>
+            <m:rPr>
+              <m:sty m:val="p"/>
+            </m:rPr>
+            <m:t>)</m:t>
+          </m:r>
           <m:r>
             <m:t> </m:t>
           </m:r>
           <m:r>
             <m:rPr>
-              <m:sty m:val="p"/>
               <m:scr m:val="double-struck"/>
+              <m:sty m:val="p"/>
             </m:rPr>
             <m:t>P</m:t>
           </m:r>
-          <m:d>
-            <m:dPr>
-              <m:begChr m:val="("/>
-              <m:sepChr m:val=""/>
-              <m:endChr m:val=")"/>
-              <m:grow/>
-            </m:dPr>
-            <m:e>
-              <m:r>
-                <m:t>A</m:t>
-              </m:r>
-              <m:r>
-                <m:rPr>
-                  <m:sty m:val="p"/>
-                </m:rPr>
-                <m:t>∣</m:t>
-              </m:r>
-              <m:r>
-                <m:t>B</m:t>
-              </m:r>
-            </m:e>
-          </m:d>
+          <m:r>
+            <m:rPr>
+              <m:sty m:val="p"/>
+            </m:rPr>
+            <m:t>(</m:t>
+          </m:r>
+          <m:r>
+            <m:t>A</m:t>
+          </m:r>
+          <m:r>
+            <m:rPr>
+              <m:sty m:val="p"/>
+            </m:rPr>
+            <m:t>∣</m:t>
+          </m:r>
+          <m:r>
+            <m:t>B</m:t>
+          </m:r>
+          <m:r>
+            <m:rPr>
+              <m:sty m:val="p"/>
+            </m:rPr>
+            <m:t>)</m:t>
+          </m:r>
           <m:r>
             <m:rPr>
               <m:sty m:val="p"/>
@@ -2581,55 +2657,59 @@
             <m:num>
               <m:r>
                 <m:rPr>
-                  <m:sty m:val="p"/>
                   <m:scr m:val="double-struck"/>
+                  <m:sty m:val="p"/>
                 </m:rPr>
                 <m:t>P</m:t>
               </m:r>
-              <m:d>
-                <m:dPr>
-                  <m:begChr m:val="("/>
-                  <m:sepChr m:val=""/>
-                  <m:endChr m:val=")"/>
-                  <m:grow/>
-                </m:dPr>
-                <m:e>
-                  <m:r>
-                    <m:t>A</m:t>
-                  </m:r>
-                  <m:r>
-                    <m:rPr>
-                      <m:sty m:val="p"/>
-                    </m:rPr>
-                    <m:t>∩</m:t>
-                  </m:r>
-                  <m:r>
-                    <m:t>B</m:t>
-                  </m:r>
-                </m:e>
-              </m:d>
+              <m:r>
+                <m:rPr>
+                  <m:sty m:val="p"/>
+                </m:rPr>
+                <m:t>(</m:t>
+              </m:r>
+              <m:r>
+                <m:t>A</m:t>
+              </m:r>
+              <m:r>
+                <m:rPr>
+                  <m:sty m:val="p"/>
+                </m:rPr>
+                <m:t>∩</m:t>
+              </m:r>
+              <m:r>
+                <m:t>B</m:t>
+              </m:r>
+              <m:r>
+                <m:rPr>
+                  <m:sty m:val="p"/>
+                </m:rPr>
+                <m:t>)</m:t>
+              </m:r>
             </m:num>
             <m:den>
               <m:r>
                 <m:rPr>
-                  <m:sty m:val="p"/>
                   <m:scr m:val="double-struck"/>
+                  <m:sty m:val="p"/>
                 </m:rPr>
                 <m:t>P</m:t>
               </m:r>
-              <m:d>
-                <m:dPr>
-                  <m:begChr m:val="("/>
-                  <m:sepChr m:val=""/>
-                  <m:endChr m:val=")"/>
-                  <m:grow/>
-                </m:dPr>
-                <m:e>
-                  <m:r>
-                    <m:t>B</m:t>
-                  </m:r>
-                </m:e>
-              </m:d>
+              <m:r>
+                <m:rPr>
+                  <m:sty m:val="p"/>
+                </m:rPr>
+                <m:t>(</m:t>
+              </m:r>
+              <m:r>
+                <m:t>B</m:t>
+              </m:r>
+              <m:r>
+                <m:rPr>
+                  <m:sty m:val="p"/>
+                </m:rPr>
+                <m:t>)</m:t>
+              </m:r>
             </m:den>
           </m:f>
           <m:r>
@@ -2638,59 +2718,63 @@
           <m:r>
             <m:rPr>
               <m:nor/>
-              <m:sty m:val="p"/>
               <m:scr m:val="sans-serif"/>
+              <m:sty m:val="p"/>
             </m:rPr>
             <m:t> and </m:t>
           </m:r>
           <m:r>
             <m:t> </m:t>
           </m:r>
-          <m:d>
-            <m:dPr>
-              <m:begChr m:val="("/>
-              <m:sepChr m:val=""/>
-              <m:endChr m:val=")"/>
-              <m:grow/>
-            </m:dPr>
-            <m:e>
-              <m:r>
-                <m:t>2</m:t>
-              </m:r>
-            </m:e>
-          </m:d>
+          <m:r>
+            <m:rPr>
+              <m:sty m:val="p"/>
+            </m:rPr>
+            <m:t>(</m:t>
+          </m:r>
+          <m:r>
+            <m:t>2</m:t>
+          </m:r>
+          <m:r>
+            <m:rPr>
+              <m:sty m:val="p"/>
+            </m:rPr>
+            <m:t>)</m:t>
+          </m:r>
           <m:r>
             <m:t> </m:t>
           </m:r>
           <m:r>
             <m:rPr>
-              <m:sty m:val="p"/>
               <m:scr m:val="double-struck"/>
+              <m:sty m:val="p"/>
             </m:rPr>
             <m:t>P</m:t>
           </m:r>
-          <m:d>
-            <m:dPr>
-              <m:begChr m:val="("/>
-              <m:sepChr m:val=""/>
-              <m:endChr m:val=")"/>
-              <m:grow/>
-            </m:dPr>
-            <m:e>
-              <m:r>
-                <m:t>B</m:t>
-              </m:r>
-              <m:r>
-                <m:rPr>
-                  <m:sty m:val="p"/>
-                </m:rPr>
-                <m:t>∣</m:t>
-              </m:r>
-              <m:r>
-                <m:t>A</m:t>
-              </m:r>
-            </m:e>
-          </m:d>
+          <m:r>
+            <m:rPr>
+              <m:sty m:val="p"/>
+            </m:rPr>
+            <m:t>(</m:t>
+          </m:r>
+          <m:r>
+            <m:t>B</m:t>
+          </m:r>
+          <m:r>
+            <m:rPr>
+              <m:sty m:val="p"/>
+            </m:rPr>
+            <m:t>∣</m:t>
+          </m:r>
+          <m:r>
+            <m:t>A</m:t>
+          </m:r>
+          <m:r>
+            <m:rPr>
+              <m:sty m:val="p"/>
+            </m:rPr>
+            <m:t>)</m:t>
+          </m:r>
           <m:r>
             <m:rPr>
               <m:sty m:val="p"/>
@@ -2704,55 +2788,59 @@
             <m:num>
               <m:r>
                 <m:rPr>
-                  <m:sty m:val="p"/>
                   <m:scr m:val="double-struck"/>
+                  <m:sty m:val="p"/>
                 </m:rPr>
                 <m:t>P</m:t>
               </m:r>
-              <m:d>
-                <m:dPr>
-                  <m:begChr m:val="("/>
-                  <m:sepChr m:val=""/>
-                  <m:endChr m:val=")"/>
-                  <m:grow/>
-                </m:dPr>
-                <m:e>
-                  <m:r>
-                    <m:t>A</m:t>
-                  </m:r>
-                  <m:r>
-                    <m:rPr>
-                      <m:sty m:val="p"/>
-                    </m:rPr>
-                    <m:t>∩</m:t>
-                  </m:r>
-                  <m:r>
-                    <m:t>B</m:t>
-                  </m:r>
-                </m:e>
-              </m:d>
+              <m:r>
+                <m:rPr>
+                  <m:sty m:val="p"/>
+                </m:rPr>
+                <m:t>(</m:t>
+              </m:r>
+              <m:r>
+                <m:t>A</m:t>
+              </m:r>
+              <m:r>
+                <m:rPr>
+                  <m:sty m:val="p"/>
+                </m:rPr>
+                <m:t>∩</m:t>
+              </m:r>
+              <m:r>
+                <m:t>B</m:t>
+              </m:r>
+              <m:r>
+                <m:rPr>
+                  <m:sty m:val="p"/>
+                </m:rPr>
+                <m:t>)</m:t>
+              </m:r>
             </m:num>
             <m:den>
               <m:r>
                 <m:rPr>
-                  <m:sty m:val="p"/>
                   <m:scr m:val="double-struck"/>
+                  <m:sty m:val="p"/>
                 </m:rPr>
                 <m:t>P</m:t>
               </m:r>
-              <m:d>
-                <m:dPr>
-                  <m:begChr m:val="("/>
-                  <m:sepChr m:val=""/>
-                  <m:endChr m:val=")"/>
-                  <m:grow/>
-                </m:dPr>
-                <m:e>
-                  <m:r>
-                    <m:t>A</m:t>
-                  </m:r>
-                </m:e>
-              </m:d>
+              <m:r>
+                <m:rPr>
+                  <m:sty m:val="p"/>
+                </m:rPr>
+                <m:t>(</m:t>
+              </m:r>
+              <m:r>
+                <m:t>A</m:t>
+              </m:r>
+              <m:r>
+                <m:rPr>
+                  <m:sty m:val="p"/>
+                </m:rPr>
+                <m:t>)</m:t>
+              </m:r>
             </m:den>
           </m:f>
         </m:oMath>
@@ -2769,19 +2857,21 @@
         <w:t xml:space="preserve"> </w:t>
       </w:r>
       <m:oMath>
-        <m:d>
-          <m:dPr>
-            <m:begChr m:val="("/>
-            <m:sepChr m:val=""/>
-            <m:endChr m:val=")"/>
-            <m:grow/>
-          </m:dPr>
-          <m:e>
-            <m:r>
-              <m:t>2</m:t>
-            </m:r>
-          </m:e>
-        </m:d>
+        <m:r>
+          <m:rPr>
+            <m:sty m:val="p"/>
+          </m:rPr>
+          <m:t>(</m:t>
+        </m:r>
+        <m:r>
+          <m:t>2</m:t>
+        </m:r>
+        <m:r>
+          <m:rPr>
+            <m:sty m:val="p"/>
+          </m:rPr>
+          <m:t>)</m:t>
+        </m:r>
       </m:oMath>
       <w:r>
         <w:t xml:space="preserve"> </w:t>
@@ -2795,24 +2885,26 @@
       <m:oMath>
         <m:r>
           <m:rPr>
+            <m:scr m:val="double-struck"/>
             <m:sty m:val="p"/>
-            <m:scr m:val="double-struck"/>
           </m:rPr>
           <m:t>P</m:t>
         </m:r>
-        <m:d>
-          <m:dPr>
-            <m:begChr m:val="("/>
-            <m:sepChr m:val=""/>
-            <m:endChr m:val=")"/>
-            <m:grow/>
-          </m:dPr>
-          <m:e>
-            <m:r>
-              <m:t>A</m:t>
-            </m:r>
-          </m:e>
-        </m:d>
+        <m:r>
+          <m:rPr>
+            <m:sty m:val="p"/>
+          </m:rPr>
+          <m:t>(</m:t>
+        </m:r>
+        <m:r>
+          <m:t>A</m:t>
+        </m:r>
+        <m:r>
+          <m:rPr>
+            <m:sty m:val="p"/>
+          </m:rPr>
+          <m:t>)</m:t>
+        </m:r>
       </m:oMath>
       <w:r>
         <w:t xml:space="preserve">, giving the multiplication rule:</w:t>
@@ -2829,33 +2921,35 @@
         <m:oMath>
           <m:r>
             <m:rPr>
-              <m:sty m:val="p"/>
               <m:scr m:val="double-struck"/>
+              <m:sty m:val="p"/>
             </m:rPr>
             <m:t>P</m:t>
           </m:r>
-          <m:d>
-            <m:dPr>
-              <m:begChr m:val="("/>
-              <m:sepChr m:val=""/>
-              <m:endChr m:val=")"/>
-              <m:grow/>
-            </m:dPr>
-            <m:e>
-              <m:r>
-                <m:t>A</m:t>
-              </m:r>
-              <m:r>
-                <m:rPr>
-                  <m:sty m:val="p"/>
-                </m:rPr>
-                <m:t>∩</m:t>
-              </m:r>
-              <m:r>
-                <m:t>B</m:t>
-              </m:r>
-            </m:e>
-          </m:d>
+          <m:r>
+            <m:rPr>
+              <m:sty m:val="p"/>
+            </m:rPr>
+            <m:t>(</m:t>
+          </m:r>
+          <m:r>
+            <m:t>A</m:t>
+          </m:r>
+          <m:r>
+            <m:rPr>
+              <m:sty m:val="p"/>
+            </m:rPr>
+            <m:t>∩</m:t>
+          </m:r>
+          <m:r>
+            <m:t>B</m:t>
+          </m:r>
+          <m:r>
+            <m:rPr>
+              <m:sty m:val="p"/>
+            </m:rPr>
+            <m:t>)</m:t>
+          </m:r>
           <m:r>
             <m:rPr>
               <m:sty m:val="p"/>
@@ -2864,53 +2958,57 @@
           </m:r>
           <m:r>
             <m:rPr>
-              <m:sty m:val="p"/>
               <m:scr m:val="double-struck"/>
+              <m:sty m:val="p"/>
             </m:rPr>
             <m:t>P</m:t>
           </m:r>
-          <m:d>
-            <m:dPr>
-              <m:begChr m:val="("/>
-              <m:sepChr m:val=""/>
-              <m:endChr m:val=")"/>
-              <m:grow/>
-            </m:dPr>
-            <m:e>
-              <m:r>
-                <m:t>B</m:t>
-              </m:r>
-              <m:r>
-                <m:rPr>
-                  <m:sty m:val="p"/>
-                </m:rPr>
-                <m:t>∣</m:t>
-              </m:r>
-              <m:r>
-                <m:t>A</m:t>
-              </m:r>
-            </m:e>
-          </m:d>
-          <m:r>
-            <m:rPr>
-              <m:sty m:val="p"/>
+          <m:r>
+            <m:rPr>
+              <m:sty m:val="p"/>
+            </m:rPr>
+            <m:t>(</m:t>
+          </m:r>
+          <m:r>
+            <m:t>B</m:t>
+          </m:r>
+          <m:r>
+            <m:rPr>
+              <m:sty m:val="p"/>
+            </m:rPr>
+            <m:t>∣</m:t>
+          </m:r>
+          <m:r>
+            <m:t>A</m:t>
+          </m:r>
+          <m:r>
+            <m:rPr>
+              <m:sty m:val="p"/>
+            </m:rPr>
+            <m:t>)</m:t>
+          </m:r>
+          <m:r>
+            <m:rPr>
               <m:scr m:val="double-struck"/>
+              <m:sty m:val="p"/>
             </m:rPr>
             <m:t>P</m:t>
           </m:r>
-          <m:d>
-            <m:dPr>
-              <m:begChr m:val="("/>
-              <m:sepChr m:val=""/>
-              <m:endChr m:val=")"/>
-              <m:grow/>
-            </m:dPr>
-            <m:e>
-              <m:r>
-                <m:t>A</m:t>
-              </m:r>
-            </m:e>
-          </m:d>
+          <m:r>
+            <m:rPr>
+              <m:sty m:val="p"/>
+            </m:rPr>
+            <m:t>(</m:t>
+          </m:r>
+          <m:r>
+            <m:t>A</m:t>
+          </m:r>
+          <m:r>
+            <m:rPr>
+              <m:sty m:val="p"/>
+            </m:rPr>
+            <m:t>)</m:t>
+          </m:r>
         </m:oMath>
       </m:oMathPara>
     </w:p>
@@ -2925,19 +3023,21 @@
         <w:t xml:space="preserve"> </w:t>
       </w:r>
       <m:oMath>
-        <m:d>
-          <m:dPr>
-            <m:begChr m:val="("/>
-            <m:sepChr m:val=""/>
-            <m:endChr m:val=")"/>
-            <m:grow/>
-          </m:dPr>
-          <m:e>
-            <m:r>
-              <m:t>1</m:t>
-            </m:r>
-          </m:e>
-        </m:d>
+        <m:r>
+          <m:rPr>
+            <m:sty m:val="p"/>
+          </m:rPr>
+          <m:t>(</m:t>
+        </m:r>
+        <m:r>
+          <m:t>1</m:t>
+        </m:r>
+        <m:r>
+          <m:rPr>
+            <m:sty m:val="p"/>
+          </m:rPr>
+          <m:t>)</m:t>
+        </m:r>
       </m:oMath>
       <w:r>
         <w:t xml:space="preserve"> </w:t>
@@ -2957,33 +3057,35 @@
         <m:oMath>
           <m:r>
             <m:rPr>
-              <m:sty m:val="p"/>
               <m:scr m:val="double-struck"/>
+              <m:sty m:val="p"/>
             </m:rPr>
             <m:t>P</m:t>
           </m:r>
-          <m:d>
-            <m:dPr>
-              <m:begChr m:val="("/>
-              <m:sepChr m:val=""/>
-              <m:endChr m:val=")"/>
-              <m:grow/>
-            </m:dPr>
-            <m:e>
-              <m:r>
-                <m:t>A</m:t>
-              </m:r>
-              <m:r>
-                <m:rPr>
-                  <m:sty m:val="p"/>
-                </m:rPr>
-                <m:t>∣</m:t>
-              </m:r>
-              <m:r>
-                <m:t>B</m:t>
-              </m:r>
-            </m:e>
-          </m:d>
+          <m:r>
+            <m:rPr>
+              <m:sty m:val="p"/>
+            </m:rPr>
+            <m:t>(</m:t>
+          </m:r>
+          <m:r>
+            <m:t>A</m:t>
+          </m:r>
+          <m:r>
+            <m:rPr>
+              <m:sty m:val="p"/>
+            </m:rPr>
+            <m:t>∣</m:t>
+          </m:r>
+          <m:r>
+            <m:t>B</m:t>
+          </m:r>
+          <m:r>
+            <m:rPr>
+              <m:sty m:val="p"/>
+            </m:rPr>
+            <m:t>)</m:t>
+          </m:r>
           <m:r>
             <m:rPr>
               <m:sty m:val="p"/>
@@ -2997,75 +3099,81 @@
             <m:num>
               <m:r>
                 <m:rPr>
-                  <m:sty m:val="p"/>
                   <m:scr m:val="double-struck"/>
+                  <m:sty m:val="p"/>
                 </m:rPr>
                 <m:t>P</m:t>
               </m:r>
-              <m:d>
-                <m:dPr>
-                  <m:begChr m:val="("/>
-                  <m:sepChr m:val=""/>
-                  <m:endChr m:val=")"/>
-                  <m:grow/>
-                </m:dPr>
-                <m:e>
-                  <m:r>
-                    <m:t>B</m:t>
-                  </m:r>
-                  <m:r>
-                    <m:rPr>
-                      <m:sty m:val="p"/>
-                    </m:rPr>
-                    <m:t>∣</m:t>
-                  </m:r>
-                  <m:r>
-                    <m:t>A</m:t>
-                  </m:r>
-                </m:e>
-              </m:d>
-              <m:r>
-                <m:rPr>
-                  <m:sty m:val="p"/>
+              <m:r>
+                <m:rPr>
+                  <m:sty m:val="p"/>
+                </m:rPr>
+                <m:t>(</m:t>
+              </m:r>
+              <m:r>
+                <m:t>B</m:t>
+              </m:r>
+              <m:r>
+                <m:rPr>
+                  <m:sty m:val="p"/>
+                </m:rPr>
+                <m:t>∣</m:t>
+              </m:r>
+              <m:r>
+                <m:t>A</m:t>
+              </m:r>
+              <m:r>
+                <m:rPr>
+                  <m:sty m:val="p"/>
+                </m:rPr>
+                <m:t>)</m:t>
+              </m:r>
+              <m:r>
+                <m:rPr>
                   <m:scr m:val="double-struck"/>
+                  <m:sty m:val="p"/>
                 </m:rPr>
                 <m:t>P</m:t>
               </m:r>
-              <m:d>
-                <m:dPr>
-                  <m:begChr m:val="("/>
-                  <m:sepChr m:val=""/>
-                  <m:endChr m:val=")"/>
-                  <m:grow/>
-                </m:dPr>
-                <m:e>
-                  <m:r>
-                    <m:t>A</m:t>
-                  </m:r>
-                </m:e>
-              </m:d>
+              <m:r>
+                <m:rPr>
+                  <m:sty m:val="p"/>
+                </m:rPr>
+                <m:t>(</m:t>
+              </m:r>
+              <m:r>
+                <m:t>A</m:t>
+              </m:r>
+              <m:r>
+                <m:rPr>
+                  <m:sty m:val="p"/>
+                </m:rPr>
+                <m:t>)</m:t>
+              </m:r>
             </m:num>
             <m:den>
               <m:r>
                 <m:rPr>
-                  <m:sty m:val="p"/>
                   <m:scr m:val="double-struck"/>
+                  <m:sty m:val="p"/>
                 </m:rPr>
                 <m:t>P</m:t>
               </m:r>
-              <m:d>
-                <m:dPr>
-                  <m:begChr m:val="("/>
-                  <m:sepChr m:val=""/>
-                  <m:endChr m:val=")"/>
-                  <m:grow/>
-                </m:dPr>
-                <m:e>
-                  <m:r>
-                    <m:t>B</m:t>
-                  </m:r>
-                </m:e>
-              </m:d>
+              <m:r>
+                <m:rPr>
+                  <m:sty m:val="p"/>
+                </m:rPr>
+                <m:t>(</m:t>
+              </m:r>
+              <m:r>
+                <m:t>B</m:t>
+              </m:r>
+              <m:r>
+                <m:rPr>
+                  <m:sty m:val="p"/>
+                </m:rPr>
+                <m:t>)</m:t>
+              </m:r>
             </m:den>
           </m:f>
         </m:oMath>
@@ -3079,8 +3187,8 @@
         <w:t xml:space="preserve">This gives Bayes’ Theorem, a way to reverse conditional probabilities when direct calculation is difficult.</w:t>
       </w:r>
     </w:p>
-    <w:bookmarkEnd w:id="28"/>
-    <w:bookmarkStart w:id="31" w:name="further-reading"/>
+    <w:bookmarkEnd w:id="17"/>
+    <w:bookmarkStart w:id="20" w:name="further-reading"/>
     <w:p>
       <w:pPr>
         <w:pStyle w:val="Heading1"/>
@@ -3093,7 +3201,7 @@
       <w:pPr>
         <w:pStyle w:val="FirstParagraph"/>
       </w:pPr>
-      <w:hyperlink r:id="rId21">
+      <w:hyperlink r:id="rId10">
         <w:r>
           <w:rPr>
             <w:rStyle w:val="Hyperlink"/>
@@ -3102,7 +3210,7 @@
         </w:r>
       </w:hyperlink>
     </w:p>
-    <w:bookmarkStart w:id="30" w:name="version-history"/>
+    <w:bookmarkStart w:id="19" w:name="version-history"/>
     <w:p>
       <w:pPr>
         <w:pStyle w:val="Heading2"/>
@@ -3123,7 +3231,7 @@
       <w:pPr>
         <w:pStyle w:val="BodyText"/>
       </w:pPr>
-      <w:hyperlink r:id="rId29">
+      <w:hyperlink r:id="rId18">
         <w:r>
           <w:rPr>
             <w:rStyle w:val="Hyperlink"/>
@@ -3132,8 +3240,8 @@
         </w:r>
       </w:hyperlink>
     </w:p>
-    <w:bookmarkEnd w:id="30"/>
-    <w:bookmarkEnd w:id="31"/>
+    <w:bookmarkEnd w:id="19"/>
+    <w:bookmarkEnd w:id="20"/>
     <w:sectPr>
       <w:pgSz w:h="15840" w:w="12240"/>
       <w:pgMar w:bottom="1440" w:footer="720" w:gutter="0" w:header="720" w:left="1440" w:right="1440" w:top="1440"/>
